--- a/zht/docx/234.content.docx
+++ b/zht/docx/234.content.docx
@@ -357,90 +357,66 @@
           <w:lang w:val="zh_TW" w:bidi="zh_TW"/>
         </w:rPr>
       </w:r>
-      <w:hyperlink r:id="rId13">
-        <w:r>
-          <w:rPr>
-            <w:lang w:val="zh_TW" w:bidi="zh_TW"/>
-          </w:rPr>
-          <w:rPr>
-            <w:color w:val="0000EE"/>
-            <w:u w:val="single"/>
-          </w:rPr>
-          <w:t>彼得後書2:22</w:t>
-        </w:r>
-      </w:hyperlink>
-    </w:p>
-    <w:p>
-      <w:pPr>
-        <w:pStyle w:val="ListBullet"/>
-        <w:spacing w:line="240" w:lineRule="auto"/>
-        <w:ind w:left="720"/>
-      </w:pPr>
-      <w:r>
-        <w:rPr>
-          <w:lang w:val="zh_TW" w:bidi="zh_TW"/>
-        </w:rPr>
-      </w:r>
-      <w:hyperlink r:id="rId14">
-        <w:r>
-          <w:rPr>
-            <w:lang w:val="zh_TW" w:bidi="zh_TW"/>
-          </w:rPr>
-          <w:rPr>
-            <w:color w:val="0000EE"/>
-            <w:u w:val="single"/>
-          </w:rPr>
-          <w:t>馬可福音5:13</w:t>
-        </w:r>
-      </w:hyperlink>
-    </w:p>
-    <w:p>
-      <w:pPr>
-        <w:pStyle w:val="ListBullet"/>
-        <w:spacing w:line="240" w:lineRule="auto"/>
-        <w:ind w:left="720"/>
-      </w:pPr>
-      <w:r>
-        <w:rPr>
-          <w:lang w:val="zh_TW" w:bidi="zh_TW"/>
-        </w:rPr>
-      </w:r>
-      <w:hyperlink r:id="rId15">
-        <w:r>
-          <w:rPr>
-            <w:lang w:val="zh_TW" w:bidi="zh_TW"/>
-          </w:rPr>
-          <w:rPr>
-            <w:color w:val="0000EE"/>
-            <w:u w:val="single"/>
-          </w:rPr>
-          <w:t>馬太福音7:6</w:t>
-        </w:r>
-      </w:hyperlink>
-    </w:p>
-    <w:p>
-      <w:pPr>
-        <w:pStyle w:val="ListBullet"/>
-        <w:spacing w:line="240" w:lineRule="auto"/>
-        <w:ind w:left="720"/>
-      </w:pPr>
-      <w:r>
-        <w:rPr>
-          <w:lang w:val="zh_TW" w:bidi="zh_TW"/>
-        </w:rPr>
-      </w:r>
-      <w:hyperlink r:id="rId16">
-        <w:r>
-          <w:rPr>
-            <w:lang w:val="zh_TW" w:bidi="zh_TW"/>
-          </w:rPr>
-          <w:rPr>
-            <w:color w:val="0000EE"/>
-            <w:u w:val="single"/>
-          </w:rPr>
-          <w:t>馬太福音8:32</w:t>
-        </w:r>
-      </w:hyperlink>
+      <w:r>
+        <w:rPr>
+          <w:lang w:val="zh_TW" w:bidi="zh_TW"/>
+        </w:rPr>
+        <w:t>彼得後書2:22</w:t>
+      </w:r>
+    </w:p>
+    <w:p>
+      <w:pPr>
+        <w:pStyle w:val="ListBullet"/>
+        <w:spacing w:line="240" w:lineRule="auto"/>
+        <w:ind w:left="720"/>
+      </w:pPr>
+      <w:r>
+        <w:rPr>
+          <w:lang w:val="zh_TW" w:bidi="zh_TW"/>
+        </w:rPr>
+      </w:r>
+      <w:r>
+        <w:rPr>
+          <w:lang w:val="zh_TW" w:bidi="zh_TW"/>
+        </w:rPr>
+        <w:t>馬可福音5:13</w:t>
+      </w:r>
+    </w:p>
+    <w:p>
+      <w:pPr>
+        <w:pStyle w:val="ListBullet"/>
+        <w:spacing w:line="240" w:lineRule="auto"/>
+        <w:ind w:left="720"/>
+      </w:pPr>
+      <w:r>
+        <w:rPr>
+          <w:lang w:val="zh_TW" w:bidi="zh_TW"/>
+        </w:rPr>
+      </w:r>
+      <w:r>
+        <w:rPr>
+          <w:lang w:val="zh_TW" w:bidi="zh_TW"/>
+        </w:rPr>
+        <w:t>馬太福音7:6</w:t>
+      </w:r>
+    </w:p>
+    <w:p>
+      <w:pPr>
+        <w:pStyle w:val="ListBullet"/>
+        <w:spacing w:line="240" w:lineRule="auto"/>
+        <w:ind w:left="720"/>
+      </w:pPr>
+      <w:r>
+        <w:rPr>
+          <w:lang w:val="zh_TW" w:bidi="zh_TW"/>
+        </w:rPr>
+      </w:r>
+      <w:r>
+        <w:rPr>
+          <w:lang w:val="zh_TW" w:bidi="zh_TW"/>
+        </w:rPr>
+        <w:t>馬太福音8:32</w:t>
+      </w:r>
     </w:p>
     <w:p>
       <w:pPr>
@@ -873,498 +849,372 @@
           <w:lang w:val="zh_TW" w:bidi="zh_TW"/>
         </w:rPr>
       </w:r>
-      <w:hyperlink r:id="rId17">
-        <w:r>
-          <w:rPr>
-            <w:lang w:val="zh_TW" w:bidi="zh_TW"/>
-          </w:rPr>
-          <w:rPr>
-            <w:color w:val="0000EE"/>
-            <w:u w:val="single"/>
-          </w:rPr>
-          <w:t>創世記39:2</w:t>
-        </w:r>
-      </w:hyperlink>
-    </w:p>
-    <w:p>
-      <w:pPr>
-        <w:pStyle w:val="ListBullet"/>
-        <w:spacing w:line="240" w:lineRule="auto"/>
-        <w:ind w:left="720"/>
-      </w:pPr>
-      <w:r>
-        <w:rPr>
-          <w:lang w:val="zh_TW" w:bidi="zh_TW"/>
-        </w:rPr>
-      </w:r>
-      <w:hyperlink r:id="rId18">
-        <w:r>
-          <w:rPr>
-            <w:lang w:val="zh_TW" w:bidi="zh_TW"/>
-          </w:rPr>
-          <w:rPr>
-            <w:color w:val="0000EE"/>
-            <w:u w:val="single"/>
-          </w:rPr>
-          <w:t>約書亞記3:9–11</w:t>
-        </w:r>
-      </w:hyperlink>
-    </w:p>
-    <w:p>
-      <w:pPr>
-        <w:pStyle w:val="ListBullet"/>
-        <w:spacing w:line="240" w:lineRule="auto"/>
-        <w:ind w:left="720"/>
-      </w:pPr>
-      <w:r>
-        <w:rPr>
-          <w:lang w:val="zh_TW" w:bidi="zh_TW"/>
-        </w:rPr>
-      </w:r>
-      <w:hyperlink r:id="rId19">
-        <w:r>
-          <w:rPr>
-            <w:lang w:val="zh_TW" w:bidi="zh_TW"/>
-          </w:rPr>
-          <w:rPr>
-            <w:color w:val="0000EE"/>
-            <w:u w:val="single"/>
-          </w:rPr>
-          <w:t>詩篇86:15–17</w:t>
-        </w:r>
-      </w:hyperlink>
-    </w:p>
-    <w:p>
-      <w:pPr>
-        <w:pStyle w:val="ListBullet"/>
-        <w:spacing w:line="240" w:lineRule="auto"/>
-        <w:ind w:left="720"/>
-      </w:pPr>
-      <w:r>
-        <w:rPr>
-          <w:lang w:val="zh_TW" w:bidi="zh_TW"/>
-        </w:rPr>
-      </w:r>
-      <w:hyperlink r:id="rId20">
-        <w:r>
-          <w:rPr>
-            <w:lang w:val="zh_TW" w:bidi="zh_TW"/>
-          </w:rPr>
-          <w:rPr>
-            <w:color w:val="0000EE"/>
-            <w:u w:val="single"/>
-          </w:rPr>
-          <w:t>耶利米書27:4</w:t>
-        </w:r>
-      </w:hyperlink>
-    </w:p>
-    <w:p>
-      <w:pPr>
-        <w:pStyle w:val="ListBullet"/>
-        <w:spacing w:line="240" w:lineRule="auto"/>
-        <w:ind w:left="720"/>
-      </w:pPr>
-      <w:r>
-        <w:rPr>
-          <w:lang w:val="zh_TW" w:bidi="zh_TW"/>
-        </w:rPr>
-      </w:r>
-      <w:hyperlink r:id="rId21">
-        <w:r>
-          <w:rPr>
-            <w:lang w:val="zh_TW" w:bidi="zh_TW"/>
-          </w:rPr>
-          <w:rPr>
-            <w:color w:val="0000EE"/>
-            <w:u w:val="single"/>
-          </w:rPr>
-          <w:t>耶利米哀歌2:2</w:t>
-        </w:r>
-      </w:hyperlink>
-    </w:p>
-    <w:p>
-      <w:pPr>
-        <w:pStyle w:val="ListBullet"/>
-        <w:spacing w:line="240" w:lineRule="auto"/>
-        <w:ind w:left="720"/>
-      </w:pPr>
-      <w:r>
-        <w:rPr>
-          <w:lang w:val="zh_TW" w:bidi="zh_TW"/>
-        </w:rPr>
-      </w:r>
-      <w:hyperlink r:id="rId22">
-        <w:r>
-          <w:rPr>
-            <w:lang w:val="zh_TW" w:bidi="zh_TW"/>
-          </w:rPr>
-          <w:rPr>
-            <w:color w:val="0000EE"/>
-            <w:u w:val="single"/>
-          </w:rPr>
-          <w:t>以西結書18:29</w:t>
-        </w:r>
-      </w:hyperlink>
-    </w:p>
-    <w:p>
-      <w:pPr>
-        <w:pStyle w:val="ListBullet"/>
-        <w:spacing w:line="240" w:lineRule="auto"/>
-        <w:ind w:left="720"/>
-      </w:pPr>
-      <w:r>
-        <w:rPr>
-          <w:lang w:val="zh_TW" w:bidi="zh_TW"/>
-        </w:rPr>
-      </w:r>
-      <w:hyperlink r:id="rId23">
-        <w:r>
-          <w:rPr>
-            <w:lang w:val="zh_TW" w:bidi="zh_TW"/>
-          </w:rPr>
-          <w:rPr>
-            <w:color w:val="0000EE"/>
-            <w:u w:val="single"/>
-          </w:rPr>
-          <w:t>但以理書9:9</w:t>
-        </w:r>
-      </w:hyperlink>
-    </w:p>
-    <w:p>
-      <w:pPr>
-        <w:pStyle w:val="ListBullet"/>
-        <w:spacing w:line="240" w:lineRule="auto"/>
-        <w:ind w:left="720"/>
-      </w:pPr>
-      <w:r>
-        <w:rPr>
-          <w:lang w:val="zh_TW" w:bidi="zh_TW"/>
-        </w:rPr>
-      </w:r>
-      <w:hyperlink r:id="rId24">
-        <w:r>
-          <w:rPr>
-            <w:lang w:val="zh_TW" w:bidi="zh_TW"/>
-          </w:rPr>
-          <w:rPr>
-            <w:color w:val="0000EE"/>
-            <w:u w:val="single"/>
-          </w:rPr>
-          <w:t>但以理書9:17–19</w:t>
-        </w:r>
-      </w:hyperlink>
-    </w:p>
-    <w:p>
-      <w:pPr>
-        <w:pStyle w:val="ListBullet"/>
-        <w:spacing w:line="240" w:lineRule="auto"/>
-        <w:ind w:left="720"/>
-      </w:pPr>
-      <w:r>
-        <w:rPr>
-          <w:lang w:val="zh_TW" w:bidi="zh_TW"/>
-        </w:rPr>
-      </w:r>
-      <w:hyperlink r:id="rId25">
-        <w:r>
-          <w:rPr>
-            <w:lang w:val="zh_TW" w:bidi="zh_TW"/>
-          </w:rPr>
-          <w:rPr>
-            <w:color w:val="0000EE"/>
-            <w:u w:val="single"/>
-          </w:rPr>
-          <w:t>瑪拉基書3:1</w:t>
-        </w:r>
-      </w:hyperlink>
-    </w:p>
-    <w:p>
-      <w:pPr>
-        <w:pStyle w:val="ListBullet"/>
-        <w:spacing w:line="240" w:lineRule="auto"/>
-        <w:ind w:left="720"/>
-      </w:pPr>
-      <w:r>
-        <w:rPr>
-          <w:lang w:val="zh_TW" w:bidi="zh_TW"/>
-        </w:rPr>
-      </w:r>
-      <w:hyperlink r:id="rId26">
-        <w:r>
-          <w:rPr>
-            <w:lang w:val="zh_TW" w:bidi="zh_TW"/>
-          </w:rPr>
-          <w:rPr>
-            <w:color w:val="0000EE"/>
-            <w:u w:val="single"/>
-          </w:rPr>
-          <w:t>馬太福音7:21–23</w:t>
-        </w:r>
-      </w:hyperlink>
-    </w:p>
-    <w:p>
-      <w:pPr>
-        <w:pStyle w:val="ListBullet"/>
-        <w:spacing w:line="240" w:lineRule="auto"/>
-        <w:ind w:left="720"/>
-      </w:pPr>
-      <w:r>
-        <w:rPr>
-          <w:lang w:val="zh_TW" w:bidi="zh_TW"/>
-        </w:rPr>
-      </w:r>
-      <w:hyperlink r:id="rId27">
-        <w:r>
-          <w:rPr>
-            <w:lang w:val="zh_TW" w:bidi="zh_TW"/>
-          </w:rPr>
-          <w:rPr>
-            <w:color w:val="0000EE"/>
-            <w:u w:val="single"/>
-          </w:rPr>
-          <w:t>路加福音1:30–33</w:t>
-        </w:r>
-      </w:hyperlink>
-    </w:p>
-    <w:p>
-      <w:pPr>
-        <w:pStyle w:val="ListBullet"/>
-        <w:spacing w:line="240" w:lineRule="auto"/>
-        <w:ind w:left="720"/>
-      </w:pPr>
-      <w:r>
-        <w:rPr>
-          <w:lang w:val="zh_TW" w:bidi="zh_TW"/>
-        </w:rPr>
-      </w:r>
-      <w:hyperlink r:id="rId28">
-        <w:r>
-          <w:rPr>
-            <w:lang w:val="zh_TW" w:bidi="zh_TW"/>
-          </w:rPr>
-          <w:rPr>
-            <w:color w:val="0000EE"/>
-            <w:u w:val="single"/>
-          </w:rPr>
-          <w:t>路加福音16:13</w:t>
-        </w:r>
-      </w:hyperlink>
-    </w:p>
-    <w:p>
-      <w:pPr>
-        <w:pStyle w:val="ListBullet"/>
-        <w:spacing w:line="240" w:lineRule="auto"/>
-        <w:ind w:left="720"/>
-      </w:pPr>
-      <w:r>
-        <w:rPr>
-          <w:lang w:val="zh_TW" w:bidi="zh_TW"/>
-        </w:rPr>
-      </w:r>
-      <w:hyperlink r:id="rId29">
-        <w:r>
-          <w:rPr>
-            <w:lang w:val="zh_TW" w:bidi="zh_TW"/>
-          </w:rPr>
-          <w:rPr>
-            <w:color w:val="0000EE"/>
-            <w:u w:val="single"/>
-          </w:rPr>
-          <w:t>羅馬書6:23</w:t>
-        </w:r>
-      </w:hyperlink>
-    </w:p>
-    <w:p>
-      <w:pPr>
-        <w:pStyle w:val="ListBullet"/>
-        <w:spacing w:line="240" w:lineRule="auto"/>
-        <w:ind w:left="720"/>
-      </w:pPr>
-      <w:r>
-        <w:rPr>
-          <w:lang w:val="zh_TW" w:bidi="zh_TW"/>
-        </w:rPr>
-      </w:r>
-      <w:hyperlink r:id="rId30">
-        <w:r>
-          <w:rPr>
-            <w:lang w:val="zh_TW" w:bidi="zh_TW"/>
-          </w:rPr>
-          <w:rPr>
-            <w:color w:val="0000EE"/>
-            <w:u w:val="single"/>
-          </w:rPr>
-          <w:t>以弗所書6:9</w:t>
-        </w:r>
-      </w:hyperlink>
-    </w:p>
-    <w:p>
-      <w:pPr>
-        <w:pStyle w:val="ListBullet"/>
-        <w:spacing w:line="240" w:lineRule="auto"/>
-        <w:ind w:left="720"/>
-      </w:pPr>
-      <w:r>
-        <w:rPr>
-          <w:lang w:val="zh_TW" w:bidi="zh_TW"/>
-        </w:rPr>
-      </w:r>
-      <w:hyperlink r:id="rId31">
-        <w:r>
-          <w:rPr>
-            <w:lang w:val="zh_TW" w:bidi="zh_TW"/>
-          </w:rPr>
-          <w:rPr>
-            <w:color w:val="0000EE"/>
-            <w:u w:val="single"/>
-          </w:rPr>
-          <w:t>腓立比書2:9–11</w:t>
-        </w:r>
-      </w:hyperlink>
-    </w:p>
-    <w:p>
-      <w:pPr>
-        <w:pStyle w:val="ListBullet"/>
-        <w:spacing w:line="240" w:lineRule="auto"/>
-        <w:ind w:left="720"/>
-      </w:pPr>
-      <w:r>
-        <w:rPr>
-          <w:lang w:val="zh_TW" w:bidi="zh_TW"/>
-        </w:rPr>
-      </w:r>
-      <w:hyperlink r:id="rId32">
-        <w:r>
-          <w:rPr>
-            <w:lang w:val="zh_TW" w:bidi="zh_TW"/>
-          </w:rPr>
-          <w:rPr>
-            <w:color w:val="0000EE"/>
-            <w:u w:val="single"/>
-          </w:rPr>
-          <w:t>歌羅西書3:23</w:t>
-        </w:r>
-      </w:hyperlink>
-    </w:p>
-    <w:p>
-      <w:pPr>
-        <w:pStyle w:val="ListBullet"/>
-        <w:spacing w:line="240" w:lineRule="auto"/>
-        <w:ind w:left="720"/>
-      </w:pPr>
-      <w:r>
-        <w:rPr>
-          <w:lang w:val="zh_TW" w:bidi="zh_TW"/>
-        </w:rPr>
-      </w:r>
-      <w:hyperlink r:id="rId33">
-        <w:r>
-          <w:rPr>
-            <w:lang w:val="zh_TW" w:bidi="zh_TW"/>
-          </w:rPr>
-          <w:rPr>
-            <w:color w:val="0000EE"/>
-            <w:u w:val="single"/>
-          </w:rPr>
-          <w:t>希伯來書12:14</w:t>
-        </w:r>
-      </w:hyperlink>
-    </w:p>
-    <w:p>
-      <w:pPr>
-        <w:pStyle w:val="ListBullet"/>
-        <w:spacing w:line="240" w:lineRule="auto"/>
-        <w:ind w:left="720"/>
-      </w:pPr>
-      <w:r>
-        <w:rPr>
-          <w:lang w:val="zh_TW" w:bidi="zh_TW"/>
-        </w:rPr>
-      </w:r>
-      <w:hyperlink r:id="rId34">
-        <w:r>
-          <w:rPr>
-            <w:lang w:val="zh_TW" w:bidi="zh_TW"/>
-          </w:rPr>
-          <w:rPr>
-            <w:color w:val="0000EE"/>
-            <w:u w:val="single"/>
-          </w:rPr>
-          <w:t>雅各書2:1</w:t>
-        </w:r>
-      </w:hyperlink>
-    </w:p>
-    <w:p>
-      <w:pPr>
-        <w:pStyle w:val="ListBullet"/>
-        <w:spacing w:line="240" w:lineRule="auto"/>
-        <w:ind w:left="720"/>
-      </w:pPr>
-      <w:r>
-        <w:rPr>
-          <w:lang w:val="zh_TW" w:bidi="zh_TW"/>
-        </w:rPr>
-      </w:r>
-      <w:hyperlink r:id="rId35">
-        <w:r>
-          <w:rPr>
-            <w:lang w:val="zh_TW" w:bidi="zh_TW"/>
-          </w:rPr>
-          <w:rPr>
-            <w:color w:val="0000EE"/>
-            <w:u w:val="single"/>
-          </w:rPr>
-          <w:t>彼得前書1:3</w:t>
-        </w:r>
-      </w:hyperlink>
-    </w:p>
-    <w:p>
-      <w:pPr>
-        <w:pStyle w:val="ListBullet"/>
-        <w:spacing w:line="240" w:lineRule="auto"/>
-        <w:ind w:left="720"/>
-      </w:pPr>
-      <w:r>
-        <w:rPr>
-          <w:lang w:val="zh_TW" w:bidi="zh_TW"/>
-        </w:rPr>
-      </w:r>
-      <w:hyperlink r:id="rId36">
-        <w:r>
-          <w:rPr>
-            <w:lang w:val="zh_TW" w:bidi="zh_TW"/>
-          </w:rPr>
-          <w:rPr>
-            <w:color w:val="0000EE"/>
-            <w:u w:val="single"/>
-          </w:rPr>
-          <w:t>猶大書1:5</w:t>
-        </w:r>
-      </w:hyperlink>
-    </w:p>
-    <w:p>
-      <w:pPr>
-        <w:pStyle w:val="ListBullet"/>
-        <w:spacing w:line="240" w:lineRule="auto"/>
-        <w:ind w:left="720"/>
-      </w:pPr>
-      <w:r>
-        <w:rPr>
-          <w:lang w:val="zh_TW" w:bidi="zh_TW"/>
-        </w:rPr>
-      </w:r>
-      <w:hyperlink r:id="rId37">
-        <w:r>
-          <w:rPr>
-            <w:lang w:val="zh_TW" w:bidi="zh_TW"/>
-          </w:rPr>
-          <w:rPr>
-            <w:color w:val="0000EE"/>
-            <w:u w:val="single"/>
-          </w:rPr>
-          <w:t>啟示錄15:4</w:t>
-        </w:r>
-      </w:hyperlink>
+      <w:r>
+        <w:rPr>
+          <w:lang w:val="zh_TW" w:bidi="zh_TW"/>
+        </w:rPr>
+        <w:t>創世記39:2</w:t>
+      </w:r>
+    </w:p>
+    <w:p>
+      <w:pPr>
+        <w:pStyle w:val="ListBullet"/>
+        <w:spacing w:line="240" w:lineRule="auto"/>
+        <w:ind w:left="720"/>
+      </w:pPr>
+      <w:r>
+        <w:rPr>
+          <w:lang w:val="zh_TW" w:bidi="zh_TW"/>
+        </w:rPr>
+      </w:r>
+      <w:r>
+        <w:rPr>
+          <w:lang w:val="zh_TW" w:bidi="zh_TW"/>
+        </w:rPr>
+        <w:t>約書亞記3:9–11</w:t>
+      </w:r>
+    </w:p>
+    <w:p>
+      <w:pPr>
+        <w:pStyle w:val="ListBullet"/>
+        <w:spacing w:line="240" w:lineRule="auto"/>
+        <w:ind w:left="720"/>
+      </w:pPr>
+      <w:r>
+        <w:rPr>
+          <w:lang w:val="zh_TW" w:bidi="zh_TW"/>
+        </w:rPr>
+      </w:r>
+      <w:r>
+        <w:rPr>
+          <w:lang w:val="zh_TW" w:bidi="zh_TW"/>
+        </w:rPr>
+        <w:t>詩篇86:15–17</w:t>
+      </w:r>
+    </w:p>
+    <w:p>
+      <w:pPr>
+        <w:pStyle w:val="ListBullet"/>
+        <w:spacing w:line="240" w:lineRule="auto"/>
+        <w:ind w:left="720"/>
+      </w:pPr>
+      <w:r>
+        <w:rPr>
+          <w:lang w:val="zh_TW" w:bidi="zh_TW"/>
+        </w:rPr>
+      </w:r>
+      <w:r>
+        <w:rPr>
+          <w:lang w:val="zh_TW" w:bidi="zh_TW"/>
+        </w:rPr>
+        <w:t>耶利米書27:4</w:t>
+      </w:r>
+    </w:p>
+    <w:p>
+      <w:pPr>
+        <w:pStyle w:val="ListBullet"/>
+        <w:spacing w:line="240" w:lineRule="auto"/>
+        <w:ind w:left="720"/>
+      </w:pPr>
+      <w:r>
+        <w:rPr>
+          <w:lang w:val="zh_TW" w:bidi="zh_TW"/>
+        </w:rPr>
+      </w:r>
+      <w:r>
+        <w:rPr>
+          <w:lang w:val="zh_TW" w:bidi="zh_TW"/>
+        </w:rPr>
+        <w:t>耶利米哀歌2:2</w:t>
+      </w:r>
+    </w:p>
+    <w:p>
+      <w:pPr>
+        <w:pStyle w:val="ListBullet"/>
+        <w:spacing w:line="240" w:lineRule="auto"/>
+        <w:ind w:left="720"/>
+      </w:pPr>
+      <w:r>
+        <w:rPr>
+          <w:lang w:val="zh_TW" w:bidi="zh_TW"/>
+        </w:rPr>
+      </w:r>
+      <w:r>
+        <w:rPr>
+          <w:lang w:val="zh_TW" w:bidi="zh_TW"/>
+        </w:rPr>
+        <w:t>以西結書18:29</w:t>
+      </w:r>
+    </w:p>
+    <w:p>
+      <w:pPr>
+        <w:pStyle w:val="ListBullet"/>
+        <w:spacing w:line="240" w:lineRule="auto"/>
+        <w:ind w:left="720"/>
+      </w:pPr>
+      <w:r>
+        <w:rPr>
+          <w:lang w:val="zh_TW" w:bidi="zh_TW"/>
+        </w:rPr>
+      </w:r>
+      <w:r>
+        <w:rPr>
+          <w:lang w:val="zh_TW" w:bidi="zh_TW"/>
+        </w:rPr>
+        <w:t>但以理書9:9</w:t>
+      </w:r>
+    </w:p>
+    <w:p>
+      <w:pPr>
+        <w:pStyle w:val="ListBullet"/>
+        <w:spacing w:line="240" w:lineRule="auto"/>
+        <w:ind w:left="720"/>
+      </w:pPr>
+      <w:r>
+        <w:rPr>
+          <w:lang w:val="zh_TW" w:bidi="zh_TW"/>
+        </w:rPr>
+      </w:r>
+      <w:r>
+        <w:rPr>
+          <w:lang w:val="zh_TW" w:bidi="zh_TW"/>
+        </w:rPr>
+        <w:t>但以理書9:17–19</w:t>
+      </w:r>
+    </w:p>
+    <w:p>
+      <w:pPr>
+        <w:pStyle w:val="ListBullet"/>
+        <w:spacing w:line="240" w:lineRule="auto"/>
+        <w:ind w:left="720"/>
+      </w:pPr>
+      <w:r>
+        <w:rPr>
+          <w:lang w:val="zh_TW" w:bidi="zh_TW"/>
+        </w:rPr>
+      </w:r>
+      <w:r>
+        <w:rPr>
+          <w:lang w:val="zh_TW" w:bidi="zh_TW"/>
+        </w:rPr>
+        <w:t>瑪拉基書3:1</w:t>
+      </w:r>
+    </w:p>
+    <w:p>
+      <w:pPr>
+        <w:pStyle w:val="ListBullet"/>
+        <w:spacing w:line="240" w:lineRule="auto"/>
+        <w:ind w:left="720"/>
+      </w:pPr>
+      <w:r>
+        <w:rPr>
+          <w:lang w:val="zh_TW" w:bidi="zh_TW"/>
+        </w:rPr>
+      </w:r>
+      <w:r>
+        <w:rPr>
+          <w:lang w:val="zh_TW" w:bidi="zh_TW"/>
+        </w:rPr>
+        <w:t>馬太福音7:21–23</w:t>
+      </w:r>
+    </w:p>
+    <w:p>
+      <w:pPr>
+        <w:pStyle w:val="ListBullet"/>
+        <w:spacing w:line="240" w:lineRule="auto"/>
+        <w:ind w:left="720"/>
+      </w:pPr>
+      <w:r>
+        <w:rPr>
+          <w:lang w:val="zh_TW" w:bidi="zh_TW"/>
+        </w:rPr>
+      </w:r>
+      <w:r>
+        <w:rPr>
+          <w:lang w:val="zh_TW" w:bidi="zh_TW"/>
+        </w:rPr>
+        <w:t>路加福音1:30–33</w:t>
+      </w:r>
+    </w:p>
+    <w:p>
+      <w:pPr>
+        <w:pStyle w:val="ListBullet"/>
+        <w:spacing w:line="240" w:lineRule="auto"/>
+        <w:ind w:left="720"/>
+      </w:pPr>
+      <w:r>
+        <w:rPr>
+          <w:lang w:val="zh_TW" w:bidi="zh_TW"/>
+        </w:rPr>
+      </w:r>
+      <w:r>
+        <w:rPr>
+          <w:lang w:val="zh_TW" w:bidi="zh_TW"/>
+        </w:rPr>
+        <w:t>路加福音16:13</w:t>
+      </w:r>
+    </w:p>
+    <w:p>
+      <w:pPr>
+        <w:pStyle w:val="ListBullet"/>
+        <w:spacing w:line="240" w:lineRule="auto"/>
+        <w:ind w:left="720"/>
+      </w:pPr>
+      <w:r>
+        <w:rPr>
+          <w:lang w:val="zh_TW" w:bidi="zh_TW"/>
+        </w:rPr>
+      </w:r>
+      <w:r>
+        <w:rPr>
+          <w:lang w:val="zh_TW" w:bidi="zh_TW"/>
+        </w:rPr>
+        <w:t>羅馬書6:23</w:t>
+      </w:r>
+    </w:p>
+    <w:p>
+      <w:pPr>
+        <w:pStyle w:val="ListBullet"/>
+        <w:spacing w:line="240" w:lineRule="auto"/>
+        <w:ind w:left="720"/>
+      </w:pPr>
+      <w:r>
+        <w:rPr>
+          <w:lang w:val="zh_TW" w:bidi="zh_TW"/>
+        </w:rPr>
+      </w:r>
+      <w:r>
+        <w:rPr>
+          <w:lang w:val="zh_TW" w:bidi="zh_TW"/>
+        </w:rPr>
+        <w:t>以弗所書6:9</w:t>
+      </w:r>
+    </w:p>
+    <w:p>
+      <w:pPr>
+        <w:pStyle w:val="ListBullet"/>
+        <w:spacing w:line="240" w:lineRule="auto"/>
+        <w:ind w:left="720"/>
+      </w:pPr>
+      <w:r>
+        <w:rPr>
+          <w:lang w:val="zh_TW" w:bidi="zh_TW"/>
+        </w:rPr>
+      </w:r>
+      <w:r>
+        <w:rPr>
+          <w:lang w:val="zh_TW" w:bidi="zh_TW"/>
+        </w:rPr>
+        <w:t>腓立比書2:9–11</w:t>
+      </w:r>
+    </w:p>
+    <w:p>
+      <w:pPr>
+        <w:pStyle w:val="ListBullet"/>
+        <w:spacing w:line="240" w:lineRule="auto"/>
+        <w:ind w:left="720"/>
+      </w:pPr>
+      <w:r>
+        <w:rPr>
+          <w:lang w:val="zh_TW" w:bidi="zh_TW"/>
+        </w:rPr>
+      </w:r>
+      <w:r>
+        <w:rPr>
+          <w:lang w:val="zh_TW" w:bidi="zh_TW"/>
+        </w:rPr>
+        <w:t>歌羅西書3:23</w:t>
+      </w:r>
+    </w:p>
+    <w:p>
+      <w:pPr>
+        <w:pStyle w:val="ListBullet"/>
+        <w:spacing w:line="240" w:lineRule="auto"/>
+        <w:ind w:left="720"/>
+      </w:pPr>
+      <w:r>
+        <w:rPr>
+          <w:lang w:val="zh_TW" w:bidi="zh_TW"/>
+        </w:rPr>
+      </w:r>
+      <w:r>
+        <w:rPr>
+          <w:lang w:val="zh_TW" w:bidi="zh_TW"/>
+        </w:rPr>
+        <w:t>希伯來書12:14</w:t>
+      </w:r>
+    </w:p>
+    <w:p>
+      <w:pPr>
+        <w:pStyle w:val="ListBullet"/>
+        <w:spacing w:line="240" w:lineRule="auto"/>
+        <w:ind w:left="720"/>
+      </w:pPr>
+      <w:r>
+        <w:rPr>
+          <w:lang w:val="zh_TW" w:bidi="zh_TW"/>
+        </w:rPr>
+      </w:r>
+      <w:r>
+        <w:rPr>
+          <w:lang w:val="zh_TW" w:bidi="zh_TW"/>
+        </w:rPr>
+        <w:t>雅各書2:1</w:t>
+      </w:r>
+    </w:p>
+    <w:p>
+      <w:pPr>
+        <w:pStyle w:val="ListBullet"/>
+        <w:spacing w:line="240" w:lineRule="auto"/>
+        <w:ind w:left="720"/>
+      </w:pPr>
+      <w:r>
+        <w:rPr>
+          <w:lang w:val="zh_TW" w:bidi="zh_TW"/>
+        </w:rPr>
+      </w:r>
+      <w:r>
+        <w:rPr>
+          <w:lang w:val="zh_TW" w:bidi="zh_TW"/>
+        </w:rPr>
+        <w:t>彼得前書1:3</w:t>
+      </w:r>
+    </w:p>
+    <w:p>
+      <w:pPr>
+        <w:pStyle w:val="ListBullet"/>
+        <w:spacing w:line="240" w:lineRule="auto"/>
+        <w:ind w:left="720"/>
+      </w:pPr>
+      <w:r>
+        <w:rPr>
+          <w:lang w:val="zh_TW" w:bidi="zh_TW"/>
+        </w:rPr>
+      </w:r>
+      <w:r>
+        <w:rPr>
+          <w:lang w:val="zh_TW" w:bidi="zh_TW"/>
+        </w:rPr>
+        <w:t>猶大書1:5</w:t>
+      </w:r>
+    </w:p>
+    <w:p>
+      <w:pPr>
+        <w:pStyle w:val="ListBullet"/>
+        <w:spacing w:line="240" w:lineRule="auto"/>
+        <w:ind w:left="720"/>
+      </w:pPr>
+      <w:r>
+        <w:rPr>
+          <w:lang w:val="zh_TW" w:bidi="zh_TW"/>
+        </w:rPr>
+      </w:r>
+      <w:r>
+        <w:rPr>
+          <w:lang w:val="zh_TW" w:bidi="zh_TW"/>
+        </w:rPr>
+        <w:t>啟示錄15:4</w:t>
+      </w:r>
     </w:p>
     <w:p>
       <w:pPr>
@@ -2002,138 +1852,102 @@
           <w:lang w:val="zh_TW" w:bidi="zh_TW"/>
         </w:rPr>
       </w:r>
-      <w:hyperlink r:id="rId38">
-        <w:r>
-          <w:rPr>
-            <w:lang w:val="zh_TW" w:bidi="zh_TW"/>
-          </w:rPr>
-          <w:rPr>
-            <w:color w:val="0000EE"/>
-            <w:u w:val="single"/>
-          </w:rPr>
-          <w:t>哥林多前書5:5</w:t>
-        </w:r>
-      </w:hyperlink>
-    </w:p>
-    <w:p>
-      <w:pPr>
-        <w:pStyle w:val="ListBullet"/>
-        <w:spacing w:line="240" w:lineRule="auto"/>
-        <w:ind w:left="720"/>
-      </w:pPr>
-      <w:r>
-        <w:rPr>
-          <w:lang w:val="zh_TW" w:bidi="zh_TW"/>
-        </w:rPr>
-      </w:r>
-      <w:hyperlink r:id="rId39">
-        <w:r>
-          <w:rPr>
-            <w:lang w:val="zh_TW" w:bidi="zh_TW"/>
-          </w:rPr>
-          <w:rPr>
-            <w:color w:val="0000EE"/>
-            <w:u w:val="single"/>
-          </w:rPr>
-          <w:t>帖撒羅尼迦前書5:2</w:t>
-        </w:r>
-      </w:hyperlink>
-    </w:p>
-    <w:p>
-      <w:pPr>
-        <w:pStyle w:val="ListBullet"/>
-        <w:spacing w:line="240" w:lineRule="auto"/>
-        <w:ind w:left="720"/>
-      </w:pPr>
-      <w:r>
-        <w:rPr>
-          <w:lang w:val="zh_TW" w:bidi="zh_TW"/>
-        </w:rPr>
-      </w:r>
-      <w:hyperlink r:id="rId40">
-        <w:r>
-          <w:rPr>
-            <w:lang w:val="zh_TW" w:bidi="zh_TW"/>
-          </w:rPr>
-          <w:rPr>
-            <w:color w:val="0000EE"/>
-            <w:u w:val="single"/>
-          </w:rPr>
-          <w:t>彼得後書3:10</w:t>
-        </w:r>
-      </w:hyperlink>
-    </w:p>
-    <w:p>
-      <w:pPr>
-        <w:pStyle w:val="ListBullet"/>
-        <w:spacing w:line="240" w:lineRule="auto"/>
-        <w:ind w:left="720"/>
-      </w:pPr>
-      <w:r>
-        <w:rPr>
-          <w:lang w:val="zh_TW" w:bidi="zh_TW"/>
-        </w:rPr>
-      </w:r>
-      <w:hyperlink r:id="rId41">
-        <w:r>
-          <w:rPr>
-            <w:lang w:val="zh_TW" w:bidi="zh_TW"/>
-          </w:rPr>
-          <w:rPr>
-            <w:color w:val="0000EE"/>
-            <w:u w:val="single"/>
-          </w:rPr>
-          <w:t>帖撒羅尼迦後書2:2</w:t>
-        </w:r>
-      </w:hyperlink>
-    </w:p>
-    <w:p>
-      <w:pPr>
-        <w:pStyle w:val="ListBullet"/>
-        <w:spacing w:line="240" w:lineRule="auto"/>
-        <w:ind w:left="720"/>
-      </w:pPr>
-      <w:r>
-        <w:rPr>
-          <w:lang w:val="zh_TW" w:bidi="zh_TW"/>
-        </w:rPr>
-      </w:r>
-      <w:hyperlink r:id="rId42">
-        <w:r>
-          <w:rPr>
-            <w:lang w:val="zh_TW" w:bidi="zh_TW"/>
-          </w:rPr>
-          <w:rPr>
-            <w:color w:val="0000EE"/>
-            <w:u w:val="single"/>
-          </w:rPr>
-          <w:t>使徒行傳2:20–21</w:t>
-        </w:r>
-      </w:hyperlink>
-    </w:p>
-    <w:p>
-      <w:pPr>
-        <w:pStyle w:val="ListBullet"/>
-        <w:spacing w:line="240" w:lineRule="auto"/>
-        <w:ind w:left="720"/>
-      </w:pPr>
-      <w:r>
-        <w:rPr>
-          <w:lang w:val="zh_TW" w:bidi="zh_TW"/>
-        </w:rPr>
-      </w:r>
-      <w:hyperlink r:id="rId43">
-        <w:r>
-          <w:rPr>
-            <w:lang w:val="zh_TW" w:bidi="zh_TW"/>
-          </w:rPr>
-          <w:rPr>
-            <w:color w:val="0000EE"/>
-            <w:u w:val="single"/>
-          </w:rPr>
-          <w:t>腓立比書1:9–11</w:t>
-        </w:r>
-      </w:hyperlink>
+      <w:r>
+        <w:rPr>
+          <w:lang w:val="zh_TW" w:bidi="zh_TW"/>
+        </w:rPr>
+        <w:t>哥林多前書5:5</w:t>
+      </w:r>
+    </w:p>
+    <w:p>
+      <w:pPr>
+        <w:pStyle w:val="ListBullet"/>
+        <w:spacing w:line="240" w:lineRule="auto"/>
+        <w:ind w:left="720"/>
+      </w:pPr>
+      <w:r>
+        <w:rPr>
+          <w:lang w:val="zh_TW" w:bidi="zh_TW"/>
+        </w:rPr>
+      </w:r>
+      <w:r>
+        <w:rPr>
+          <w:lang w:val="zh_TW" w:bidi="zh_TW"/>
+        </w:rPr>
+        <w:t>帖撒羅尼迦前書5:2</w:t>
+      </w:r>
+    </w:p>
+    <w:p>
+      <w:pPr>
+        <w:pStyle w:val="ListBullet"/>
+        <w:spacing w:line="240" w:lineRule="auto"/>
+        <w:ind w:left="720"/>
+      </w:pPr>
+      <w:r>
+        <w:rPr>
+          <w:lang w:val="zh_TW" w:bidi="zh_TW"/>
+        </w:rPr>
+      </w:r>
+      <w:r>
+        <w:rPr>
+          <w:lang w:val="zh_TW" w:bidi="zh_TW"/>
+        </w:rPr>
+        <w:t>彼得後書3:10</w:t>
+      </w:r>
+    </w:p>
+    <w:p>
+      <w:pPr>
+        <w:pStyle w:val="ListBullet"/>
+        <w:spacing w:line="240" w:lineRule="auto"/>
+        <w:ind w:left="720"/>
+      </w:pPr>
+      <w:r>
+        <w:rPr>
+          <w:lang w:val="zh_TW" w:bidi="zh_TW"/>
+        </w:rPr>
+      </w:r>
+      <w:r>
+        <w:rPr>
+          <w:lang w:val="zh_TW" w:bidi="zh_TW"/>
+        </w:rPr>
+        <w:t>帖撒羅尼迦後書2:2</w:t>
+      </w:r>
+    </w:p>
+    <w:p>
+      <w:pPr>
+        <w:pStyle w:val="ListBullet"/>
+        <w:spacing w:line="240" w:lineRule="auto"/>
+        <w:ind w:left="720"/>
+      </w:pPr>
+      <w:r>
+        <w:rPr>
+          <w:lang w:val="zh_TW" w:bidi="zh_TW"/>
+        </w:rPr>
+      </w:r>
+      <w:r>
+        <w:rPr>
+          <w:lang w:val="zh_TW" w:bidi="zh_TW"/>
+        </w:rPr>
+        <w:t>使徒行傳2:20–21</w:t>
+      </w:r>
+    </w:p>
+    <w:p>
+      <w:pPr>
+        <w:pStyle w:val="ListBullet"/>
+        <w:spacing w:line="240" w:lineRule="auto"/>
+        <w:ind w:left="720"/>
+      </w:pPr>
+      <w:r>
+        <w:rPr>
+          <w:lang w:val="zh_TW" w:bidi="zh_TW"/>
+        </w:rPr>
+      </w:r>
+      <w:r>
+        <w:rPr>
+          <w:lang w:val="zh_TW" w:bidi="zh_TW"/>
+        </w:rPr>
+        <w:t>腓立比書1:9–11</w:t>
+      </w:r>
     </w:p>
     <w:p>
       <w:pPr>
@@ -2402,42 +2216,30 @@
           <w:lang w:val="zh_TW" w:bidi="zh_TW"/>
         </w:rPr>
       </w:r>
-      <w:hyperlink r:id="rId44">
-        <w:r>
-          <w:rPr>
-            <w:lang w:val="zh_TW" w:bidi="zh_TW"/>
-          </w:rPr>
-          <w:rPr>
-            <w:color w:val="0000EE"/>
-            <w:u w:val="single"/>
-          </w:rPr>
-          <w:t>哥林多前書11:20</w:t>
-        </w:r>
-      </w:hyperlink>
-    </w:p>
-    <w:p>
-      <w:pPr>
-        <w:pStyle w:val="ListBullet"/>
-        <w:spacing w:line="240" w:lineRule="auto"/>
-        <w:ind w:left="720"/>
-      </w:pPr>
-      <w:r>
-        <w:rPr>
-          <w:lang w:val="zh_TW" w:bidi="zh_TW"/>
-        </w:rPr>
-      </w:r>
-      <w:hyperlink r:id="rId45">
-        <w:r>
-          <w:rPr>
-            <w:lang w:val="zh_TW" w:bidi="zh_TW"/>
-          </w:rPr>
-          <w:rPr>
-            <w:color w:val="0000EE"/>
-            <w:u w:val="single"/>
-          </w:rPr>
-          <w:t>哥林多前書11:25–26</w:t>
-        </w:r>
-      </w:hyperlink>
+      <w:r>
+        <w:rPr>
+          <w:lang w:val="zh_TW" w:bidi="zh_TW"/>
+        </w:rPr>
+        <w:t>哥林多前書11:20</w:t>
+      </w:r>
+    </w:p>
+    <w:p>
+      <w:pPr>
+        <w:pStyle w:val="ListBullet"/>
+        <w:spacing w:line="240" w:lineRule="auto"/>
+        <w:ind w:left="720"/>
+      </w:pPr>
+      <w:r>
+        <w:rPr>
+          <w:lang w:val="zh_TW" w:bidi="zh_TW"/>
+        </w:rPr>
+      </w:r>
+      <w:r>
+        <w:rPr>
+          <w:lang w:val="zh_TW" w:bidi="zh_TW"/>
+        </w:rPr>
+        <w:t>哥林多前書11:25–26</w:t>
+      </w:r>
     </w:p>
     <w:p>
       <w:pPr>
@@ -2840,186 +2642,138 @@
           <w:lang w:val="zh_TW" w:bidi="zh_TW"/>
         </w:rPr>
       </w:r>
-      <w:hyperlink r:id="rId46">
-        <w:r>
-          <w:rPr>
-            <w:lang w:val="zh_TW" w:bidi="zh_TW"/>
-          </w:rPr>
-          <w:rPr>
-            <w:color w:val="0000EE"/>
-            <w:u w:val="single"/>
-          </w:rPr>
-          <w:t>哥林多前書4:3–4</w:t>
-        </w:r>
-      </w:hyperlink>
-    </w:p>
-    <w:p>
-      <w:pPr>
-        <w:pStyle w:val="ListBullet"/>
-        <w:spacing w:line="240" w:lineRule="auto"/>
-        <w:ind w:left="720"/>
-      </w:pPr>
-      <w:r>
-        <w:rPr>
-          <w:lang w:val="zh_TW" w:bidi="zh_TW"/>
-        </w:rPr>
-      </w:r>
-      <w:hyperlink r:id="rId47">
-        <w:r>
-          <w:rPr>
-            <w:lang w:val="zh_TW" w:bidi="zh_TW"/>
-          </w:rPr>
-          <w:rPr>
-            <w:color w:val="0000EE"/>
-            <w:u w:val="single"/>
-          </w:rPr>
-          <w:t>撒母耳記下7:21–23</w:t>
-        </w:r>
-      </w:hyperlink>
-    </w:p>
-    <w:p>
-      <w:pPr>
-        <w:pStyle w:val="ListBullet"/>
-        <w:spacing w:line="240" w:lineRule="auto"/>
-        <w:ind w:left="720"/>
-      </w:pPr>
-      <w:r>
-        <w:rPr>
-          <w:lang w:val="zh_TW" w:bidi="zh_TW"/>
-        </w:rPr>
-      </w:r>
-      <w:hyperlink r:id="rId48">
-        <w:r>
-          <w:rPr>
-            <w:lang w:val="zh_TW" w:bidi="zh_TW"/>
-          </w:rPr>
-          <w:rPr>
-            <w:color w:val="0000EE"/>
-            <w:u w:val="single"/>
-          </w:rPr>
-          <w:t>申命記3:23–25</w:t>
-        </w:r>
-      </w:hyperlink>
-    </w:p>
-    <w:p>
-      <w:pPr>
-        <w:pStyle w:val="ListBullet"/>
-        <w:spacing w:line="240" w:lineRule="auto"/>
-        <w:ind w:left="720"/>
-      </w:pPr>
-      <w:r>
-        <w:rPr>
-          <w:lang w:val="zh_TW" w:bidi="zh_TW"/>
-        </w:rPr>
-      </w:r>
-      <w:hyperlink r:id="rId49">
-        <w:r>
-          <w:rPr>
-            <w:lang w:val="zh_TW" w:bidi="zh_TW"/>
-          </w:rPr>
-          <w:rPr>
-            <w:color w:val="0000EE"/>
-            <w:u w:val="single"/>
-          </w:rPr>
-          <w:t>以西結書39:25–27</w:t>
-        </w:r>
-      </w:hyperlink>
-    </w:p>
-    <w:p>
-      <w:pPr>
-        <w:pStyle w:val="ListBullet"/>
-        <w:spacing w:line="240" w:lineRule="auto"/>
-        <w:ind w:left="720"/>
-      </w:pPr>
-      <w:r>
-        <w:rPr>
-          <w:lang w:val="zh_TW" w:bidi="zh_TW"/>
-        </w:rPr>
-      </w:r>
-      <w:hyperlink r:id="rId50">
-        <w:r>
-          <w:rPr>
-            <w:lang w:val="zh_TW" w:bidi="zh_TW"/>
-          </w:rPr>
-          <w:rPr>
-            <w:color w:val="0000EE"/>
-            <w:u w:val="single"/>
-          </w:rPr>
-          <w:t>以西結書45:18</w:t>
-        </w:r>
-      </w:hyperlink>
-    </w:p>
-    <w:p>
-      <w:pPr>
-        <w:pStyle w:val="ListBullet"/>
-        <w:spacing w:line="240" w:lineRule="auto"/>
-        <w:ind w:left="720"/>
-      </w:pPr>
-      <w:r>
-        <w:rPr>
-          <w:lang w:val="zh_TW" w:bidi="zh_TW"/>
-        </w:rPr>
-      </w:r>
-      <w:hyperlink r:id="rId51">
-        <w:r>
-          <w:rPr>
-            <w:lang w:val="zh_TW" w:bidi="zh_TW"/>
-          </w:rPr>
-          <w:rPr>
-            <w:color w:val="0000EE"/>
-            <w:u w:val="single"/>
-          </w:rPr>
-          <w:t>耶利米書44:26</w:t>
-        </w:r>
-      </w:hyperlink>
-    </w:p>
-    <w:p>
-      <w:pPr>
-        <w:pStyle w:val="ListBullet"/>
-        <w:spacing w:line="240" w:lineRule="auto"/>
-        <w:ind w:left="720"/>
-      </w:pPr>
-      <w:r>
-        <w:rPr>
-          <w:lang w:val="zh_TW" w:bidi="zh_TW"/>
-        </w:rPr>
-      </w:r>
-      <w:hyperlink r:id="rId52">
-        <w:r>
-          <w:rPr>
-            <w:lang w:val="zh_TW" w:bidi="zh_TW"/>
-          </w:rPr>
-          <w:rPr>
-            <w:color w:val="0000EE"/>
-            <w:u w:val="single"/>
-          </w:rPr>
-          <w:t>士師記6:22</w:t>
-        </w:r>
-      </w:hyperlink>
-    </w:p>
-    <w:p>
-      <w:pPr>
-        <w:pStyle w:val="ListBullet"/>
-        <w:spacing w:line="240" w:lineRule="auto"/>
-        <w:ind w:left="720"/>
-      </w:pPr>
-      <w:r>
-        <w:rPr>
-          <w:lang w:val="zh_TW" w:bidi="zh_TW"/>
-        </w:rPr>
-      </w:r>
-      <w:hyperlink r:id="rId53">
-        <w:r>
-          <w:rPr>
-            <w:lang w:val="zh_TW" w:bidi="zh_TW"/>
-          </w:rPr>
-          <w:rPr>
-            <w:color w:val="0000EE"/>
-            <w:u w:val="single"/>
-          </w:rPr>
-          <w:t>彌迦書1:2–4</w:t>
-        </w:r>
-      </w:hyperlink>
+      <w:r>
+        <w:rPr>
+          <w:lang w:val="zh_TW" w:bidi="zh_TW"/>
+        </w:rPr>
+        <w:t>哥林多前書4:3–4</w:t>
+      </w:r>
+    </w:p>
+    <w:p>
+      <w:pPr>
+        <w:pStyle w:val="ListBullet"/>
+        <w:spacing w:line="240" w:lineRule="auto"/>
+        <w:ind w:left="720"/>
+      </w:pPr>
+      <w:r>
+        <w:rPr>
+          <w:lang w:val="zh_TW" w:bidi="zh_TW"/>
+        </w:rPr>
+      </w:r>
+      <w:r>
+        <w:rPr>
+          <w:lang w:val="zh_TW" w:bidi="zh_TW"/>
+        </w:rPr>
+        <w:t>撒母耳記下7:21–23</w:t>
+      </w:r>
+    </w:p>
+    <w:p>
+      <w:pPr>
+        <w:pStyle w:val="ListBullet"/>
+        <w:spacing w:line="240" w:lineRule="auto"/>
+        <w:ind w:left="720"/>
+      </w:pPr>
+      <w:r>
+        <w:rPr>
+          <w:lang w:val="zh_TW" w:bidi="zh_TW"/>
+        </w:rPr>
+      </w:r>
+      <w:r>
+        <w:rPr>
+          <w:lang w:val="zh_TW" w:bidi="zh_TW"/>
+        </w:rPr>
+        <w:t>申命記3:23–25</w:t>
+      </w:r>
+    </w:p>
+    <w:p>
+      <w:pPr>
+        <w:pStyle w:val="ListBullet"/>
+        <w:spacing w:line="240" w:lineRule="auto"/>
+        <w:ind w:left="720"/>
+      </w:pPr>
+      <w:r>
+        <w:rPr>
+          <w:lang w:val="zh_TW" w:bidi="zh_TW"/>
+        </w:rPr>
+      </w:r>
+      <w:r>
+        <w:rPr>
+          <w:lang w:val="zh_TW" w:bidi="zh_TW"/>
+        </w:rPr>
+        <w:t>以西結書39:25–27</w:t>
+      </w:r>
+    </w:p>
+    <w:p>
+      <w:pPr>
+        <w:pStyle w:val="ListBullet"/>
+        <w:spacing w:line="240" w:lineRule="auto"/>
+        <w:ind w:left="720"/>
+      </w:pPr>
+      <w:r>
+        <w:rPr>
+          <w:lang w:val="zh_TW" w:bidi="zh_TW"/>
+        </w:rPr>
+      </w:r>
+      <w:r>
+        <w:rPr>
+          <w:lang w:val="zh_TW" w:bidi="zh_TW"/>
+        </w:rPr>
+        <w:t>以西結書45:18</w:t>
+      </w:r>
+    </w:p>
+    <w:p>
+      <w:pPr>
+        <w:pStyle w:val="ListBullet"/>
+        <w:spacing w:line="240" w:lineRule="auto"/>
+        <w:ind w:left="720"/>
+      </w:pPr>
+      <w:r>
+        <w:rPr>
+          <w:lang w:val="zh_TW" w:bidi="zh_TW"/>
+        </w:rPr>
+      </w:r>
+      <w:r>
+        <w:rPr>
+          <w:lang w:val="zh_TW" w:bidi="zh_TW"/>
+        </w:rPr>
+        <w:t>耶利米書44:26</w:t>
+      </w:r>
+    </w:p>
+    <w:p>
+      <w:pPr>
+        <w:pStyle w:val="ListBullet"/>
+        <w:spacing w:line="240" w:lineRule="auto"/>
+        <w:ind w:left="720"/>
+      </w:pPr>
+      <w:r>
+        <w:rPr>
+          <w:lang w:val="zh_TW" w:bidi="zh_TW"/>
+        </w:rPr>
+      </w:r>
+      <w:r>
+        <w:rPr>
+          <w:lang w:val="zh_TW" w:bidi="zh_TW"/>
+        </w:rPr>
+        <w:t>士師記6:22</w:t>
+      </w:r>
+    </w:p>
+    <w:p>
+      <w:pPr>
+        <w:pStyle w:val="ListBullet"/>
+        <w:spacing w:line="240" w:lineRule="auto"/>
+        <w:ind w:left="720"/>
+      </w:pPr>
+      <w:r>
+        <w:rPr>
+          <w:lang w:val="zh_TW" w:bidi="zh_TW"/>
+        </w:rPr>
+      </w:r>
+      <w:r>
+        <w:rPr>
+          <w:lang w:val="zh_TW" w:bidi="zh_TW"/>
+        </w:rPr>
+        <w:t>彌迦書1:2–4</w:t>
+      </w:r>
     </w:p>
     <w:p>
       <w:pPr>
@@ -3307,114 +3061,84 @@
           <w:lang w:val="zh_TW" w:bidi="zh_TW"/>
         </w:rPr>
       </w:r>
-      <w:hyperlink r:id="rId54">
-        <w:r>
-          <w:rPr>
-            <w:lang w:val="zh_TW" w:bidi="zh_TW"/>
-          </w:rPr>
-          <w:rPr>
-            <w:color w:val="0000EE"/>
-            <w:u w:val="single"/>
-          </w:rPr>
-          <w:t>列王紀下18:4</w:t>
-        </w:r>
-      </w:hyperlink>
-    </w:p>
-    <w:p>
-      <w:pPr>
-        <w:pStyle w:val="ListBullet"/>
-        <w:spacing w:line="240" w:lineRule="auto"/>
-        <w:ind w:left="720"/>
-      </w:pPr>
-      <w:r>
-        <w:rPr>
-          <w:lang w:val="zh_TW" w:bidi="zh_TW"/>
-        </w:rPr>
-      </w:r>
-      <w:hyperlink r:id="rId55">
-        <w:r>
-          <w:rPr>
-            <w:lang w:val="zh_TW" w:bidi="zh_TW"/>
-          </w:rPr>
-          <w:rPr>
-            <w:color w:val="0000EE"/>
-            <w:u w:val="single"/>
-          </w:rPr>
-          <w:t>出埃及記13:21</w:t>
-        </w:r>
-      </w:hyperlink>
-    </w:p>
-    <w:p>
-      <w:pPr>
-        <w:pStyle w:val="ListBullet"/>
-        <w:spacing w:line="240" w:lineRule="auto"/>
-        <w:ind w:left="720"/>
-      </w:pPr>
-      <w:r>
-        <w:rPr>
-          <w:lang w:val="zh_TW" w:bidi="zh_TW"/>
-        </w:rPr>
-      </w:r>
-      <w:hyperlink r:id="rId56">
-        <w:r>
-          <w:rPr>
-            <w:lang w:val="zh_TW" w:bidi="zh_TW"/>
-          </w:rPr>
-          <w:rPr>
-            <w:color w:val="0000EE"/>
-            <w:u w:val="single"/>
-          </w:rPr>
-          <w:t>出埃及記33:9</w:t>
-        </w:r>
-      </w:hyperlink>
-    </w:p>
-    <w:p>
-      <w:pPr>
-        <w:pStyle w:val="ListBullet"/>
-        <w:spacing w:line="240" w:lineRule="auto"/>
-        <w:ind w:left="720"/>
-      </w:pPr>
-      <w:r>
-        <w:rPr>
-          <w:lang w:val="zh_TW" w:bidi="zh_TW"/>
-        </w:rPr>
-      </w:r>
-      <w:hyperlink r:id="rId57">
-        <w:r>
-          <w:rPr>
-            <w:lang w:val="zh_TW" w:bidi="zh_TW"/>
-          </w:rPr>
-          <w:rPr>
-            <w:color w:val="0000EE"/>
-            <w:u w:val="single"/>
-          </w:rPr>
-          <w:t>創世記31:45</w:t>
-        </w:r>
-      </w:hyperlink>
-    </w:p>
-    <w:p>
-      <w:pPr>
-        <w:pStyle w:val="ListBullet"/>
-        <w:spacing w:line="240" w:lineRule="auto"/>
-        <w:ind w:left="720"/>
-      </w:pPr>
-      <w:r>
-        <w:rPr>
-          <w:lang w:val="zh_TW" w:bidi="zh_TW"/>
-        </w:rPr>
-      </w:r>
-      <w:hyperlink r:id="rId58">
-        <w:r>
-          <w:rPr>
-            <w:lang w:val="zh_TW" w:bidi="zh_TW"/>
-          </w:rPr>
-          <w:rPr>
-            <w:color w:val="0000EE"/>
-            <w:u w:val="single"/>
-          </w:rPr>
-          <w:t>箴言9:1–2</w:t>
-        </w:r>
-      </w:hyperlink>
+      <w:r>
+        <w:rPr>
+          <w:lang w:val="zh_TW" w:bidi="zh_TW"/>
+        </w:rPr>
+        <w:t>列王紀下18:4</w:t>
+      </w:r>
+    </w:p>
+    <w:p>
+      <w:pPr>
+        <w:pStyle w:val="ListBullet"/>
+        <w:spacing w:line="240" w:lineRule="auto"/>
+        <w:ind w:left="720"/>
+      </w:pPr>
+      <w:r>
+        <w:rPr>
+          <w:lang w:val="zh_TW" w:bidi="zh_TW"/>
+        </w:rPr>
+      </w:r>
+      <w:r>
+        <w:rPr>
+          <w:lang w:val="zh_TW" w:bidi="zh_TW"/>
+        </w:rPr>
+        <w:t>出埃及記13:21</w:t>
+      </w:r>
+    </w:p>
+    <w:p>
+      <w:pPr>
+        <w:pStyle w:val="ListBullet"/>
+        <w:spacing w:line="240" w:lineRule="auto"/>
+        <w:ind w:left="720"/>
+      </w:pPr>
+      <w:r>
+        <w:rPr>
+          <w:lang w:val="zh_TW" w:bidi="zh_TW"/>
+        </w:rPr>
+      </w:r>
+      <w:r>
+        <w:rPr>
+          <w:lang w:val="zh_TW" w:bidi="zh_TW"/>
+        </w:rPr>
+        <w:t>出埃及記33:9</w:t>
+      </w:r>
+    </w:p>
+    <w:p>
+      <w:pPr>
+        <w:pStyle w:val="ListBullet"/>
+        <w:spacing w:line="240" w:lineRule="auto"/>
+        <w:ind w:left="720"/>
+      </w:pPr>
+      <w:r>
+        <w:rPr>
+          <w:lang w:val="zh_TW" w:bidi="zh_TW"/>
+        </w:rPr>
+      </w:r>
+      <w:r>
+        <w:rPr>
+          <w:lang w:val="zh_TW" w:bidi="zh_TW"/>
+        </w:rPr>
+        <w:t>創世記31:45</w:t>
+      </w:r>
+    </w:p>
+    <w:p>
+      <w:pPr>
+        <w:pStyle w:val="ListBullet"/>
+        <w:spacing w:line="240" w:lineRule="auto"/>
+        <w:ind w:left="720"/>
+      </w:pPr>
+      <w:r>
+        <w:rPr>
+          <w:lang w:val="zh_TW" w:bidi="zh_TW"/>
+        </w:rPr>
+      </w:r>
+      <w:r>
+        <w:rPr>
+          <w:lang w:val="zh_TW" w:bidi="zh_TW"/>
+        </w:rPr>
+        <w:t>箴言9:1–2</w:t>
+      </w:r>
     </w:p>
     <w:p>
       <w:pPr>
@@ -3743,234 +3467,174 @@
           <w:lang w:val="zh_TW" w:bidi="zh_TW"/>
         </w:rPr>
       </w:r>
-      <w:hyperlink r:id="rId59">
-        <w:r>
-          <w:rPr>
-            <w:lang w:val="zh_TW" w:bidi="zh_TW"/>
-          </w:rPr>
-          <w:rPr>
-            <w:color w:val="0000EE"/>
-            <w:u w:val="single"/>
-          </w:rPr>
-          <w:t>哥林多前書10:16</w:t>
-        </w:r>
-      </w:hyperlink>
-    </w:p>
-    <w:p>
-      <w:pPr>
-        <w:pStyle w:val="ListBullet"/>
-        <w:spacing w:line="240" w:lineRule="auto"/>
-        <w:ind w:left="720"/>
-      </w:pPr>
-      <w:r>
-        <w:rPr>
-          <w:lang w:val="zh_TW" w:bidi="zh_TW"/>
-        </w:rPr>
-      </w:r>
-      <w:hyperlink r:id="rId60">
-        <w:r>
-          <w:rPr>
-            <w:lang w:val="zh_TW" w:bidi="zh_TW"/>
-          </w:rPr>
-          <w:rPr>
-            <w:color w:val="0000EE"/>
-            <w:u w:val="single"/>
-          </w:rPr>
-          <w:t>使徒行傳13:34</w:t>
-        </w:r>
-      </w:hyperlink>
-    </w:p>
-    <w:p>
-      <w:pPr>
-        <w:pStyle w:val="ListBullet"/>
-        <w:spacing w:line="240" w:lineRule="auto"/>
-        <w:ind w:left="720"/>
-      </w:pPr>
-      <w:r>
-        <w:rPr>
-          <w:lang w:val="zh_TW" w:bidi="zh_TW"/>
-        </w:rPr>
-      </w:r>
-      <w:hyperlink r:id="rId61">
-        <w:r>
-          <w:rPr>
-            <w:lang w:val="zh_TW" w:bidi="zh_TW"/>
-          </w:rPr>
-          <w:rPr>
-            <w:color w:val="0000EE"/>
-            <w:u w:val="single"/>
-          </w:rPr>
-          <w:t>以弗所書1:3</w:t>
-        </w:r>
-      </w:hyperlink>
-    </w:p>
-    <w:p>
-      <w:pPr>
-        <w:pStyle w:val="ListBullet"/>
-        <w:spacing w:line="240" w:lineRule="auto"/>
-        <w:ind w:left="720"/>
-      </w:pPr>
-      <w:r>
-        <w:rPr>
-          <w:lang w:val="zh_TW" w:bidi="zh_TW"/>
-        </w:rPr>
-      </w:r>
-      <w:hyperlink r:id="rId62">
-        <w:r>
-          <w:rPr>
-            <w:lang w:val="zh_TW" w:bidi="zh_TW"/>
-          </w:rPr>
-          <w:rPr>
-            <w:color w:val="0000EE"/>
-            <w:u w:val="single"/>
-          </w:rPr>
-          <w:t>創世記14:20</w:t>
-        </w:r>
-      </w:hyperlink>
-    </w:p>
-    <w:p>
-      <w:pPr>
-        <w:pStyle w:val="ListBullet"/>
-        <w:spacing w:line="240" w:lineRule="auto"/>
-        <w:ind w:left="720"/>
-      </w:pPr>
-      <w:r>
-        <w:rPr>
-          <w:lang w:val="zh_TW" w:bidi="zh_TW"/>
-        </w:rPr>
-      </w:r>
-      <w:hyperlink r:id="rId63">
-        <w:r>
-          <w:rPr>
-            <w:lang w:val="zh_TW" w:bidi="zh_TW"/>
-          </w:rPr>
-          <w:rPr>
-            <w:color w:val="0000EE"/>
-            <w:u w:val="single"/>
-          </w:rPr>
-          <w:t>以賽亞書44:3</w:t>
-        </w:r>
-      </w:hyperlink>
-    </w:p>
-    <w:p>
-      <w:pPr>
-        <w:pStyle w:val="ListBullet"/>
-        <w:spacing w:line="240" w:lineRule="auto"/>
-        <w:ind w:left="720"/>
-      </w:pPr>
-      <w:r>
-        <w:rPr>
-          <w:lang w:val="zh_TW" w:bidi="zh_TW"/>
-        </w:rPr>
-      </w:r>
-      <w:hyperlink r:id="rId64">
-        <w:r>
-          <w:rPr>
-            <w:lang w:val="zh_TW" w:bidi="zh_TW"/>
-          </w:rPr>
-          <w:rPr>
-            <w:color w:val="0000EE"/>
-            <w:u w:val="single"/>
-          </w:rPr>
-          <w:t>雅各書1:25</w:t>
-        </w:r>
-      </w:hyperlink>
-    </w:p>
-    <w:p>
-      <w:pPr>
-        <w:pStyle w:val="ListBullet"/>
-        <w:spacing w:line="240" w:lineRule="auto"/>
-        <w:ind w:left="720"/>
-      </w:pPr>
-      <w:r>
-        <w:rPr>
-          <w:lang w:val="zh_TW" w:bidi="zh_TW"/>
-        </w:rPr>
-      </w:r>
-      <w:hyperlink r:id="rId65">
-        <w:r>
-          <w:rPr>
-            <w:lang w:val="zh_TW" w:bidi="zh_TW"/>
-          </w:rPr>
-          <w:rPr>
-            <w:color w:val="0000EE"/>
-            <w:u w:val="single"/>
-          </w:rPr>
-          <w:t>路加福音6:20</w:t>
-        </w:r>
-      </w:hyperlink>
-    </w:p>
-    <w:p>
-      <w:pPr>
-        <w:pStyle w:val="ListBullet"/>
-        <w:spacing w:line="240" w:lineRule="auto"/>
-        <w:ind w:left="720"/>
-      </w:pPr>
-      <w:r>
-        <w:rPr>
-          <w:lang w:val="zh_TW" w:bidi="zh_TW"/>
-        </w:rPr>
-      </w:r>
-      <w:hyperlink r:id="rId66">
-        <w:r>
-          <w:rPr>
-            <w:lang w:val="zh_TW" w:bidi="zh_TW"/>
-          </w:rPr>
-          <w:rPr>
-            <w:color w:val="0000EE"/>
-            <w:u w:val="single"/>
-          </w:rPr>
-          <w:t>馬太福音26:26</w:t>
-        </w:r>
-      </w:hyperlink>
-    </w:p>
-    <w:p>
-      <w:pPr>
-        <w:pStyle w:val="ListBullet"/>
-        <w:spacing w:line="240" w:lineRule="auto"/>
-        <w:ind w:left="720"/>
-      </w:pPr>
-      <w:r>
-        <w:rPr>
-          <w:lang w:val="zh_TW" w:bidi="zh_TW"/>
-        </w:rPr>
-      </w:r>
-      <w:hyperlink r:id="rId67">
-        <w:r>
-          <w:rPr>
-            <w:lang w:val="zh_TW" w:bidi="zh_TW"/>
-          </w:rPr>
-          <w:rPr>
-            <w:color w:val="0000EE"/>
-            <w:u w:val="single"/>
-          </w:rPr>
-          <w:t>尼希米記9:5</w:t>
-        </w:r>
-      </w:hyperlink>
-    </w:p>
-    <w:p>
-      <w:pPr>
-        <w:pStyle w:val="ListBullet"/>
-        <w:spacing w:line="240" w:lineRule="auto"/>
-        <w:ind w:left="720"/>
-      </w:pPr>
-      <w:r>
-        <w:rPr>
-          <w:lang w:val="zh_TW" w:bidi="zh_TW"/>
-        </w:rPr>
-      </w:r>
-      <w:hyperlink r:id="rId68">
-        <w:r>
-          <w:rPr>
-            <w:lang w:val="zh_TW" w:bidi="zh_TW"/>
-          </w:rPr>
-          <w:rPr>
-            <w:color w:val="0000EE"/>
-            <w:u w:val="single"/>
-          </w:rPr>
-          <w:t>羅馬書4:9</w:t>
-        </w:r>
-      </w:hyperlink>
+      <w:r>
+        <w:rPr>
+          <w:lang w:val="zh_TW" w:bidi="zh_TW"/>
+        </w:rPr>
+        <w:t>哥林多前書10:16</w:t>
+      </w:r>
+    </w:p>
+    <w:p>
+      <w:pPr>
+        <w:pStyle w:val="ListBullet"/>
+        <w:spacing w:line="240" w:lineRule="auto"/>
+        <w:ind w:left="720"/>
+      </w:pPr>
+      <w:r>
+        <w:rPr>
+          <w:lang w:val="zh_TW" w:bidi="zh_TW"/>
+        </w:rPr>
+      </w:r>
+      <w:r>
+        <w:rPr>
+          <w:lang w:val="zh_TW" w:bidi="zh_TW"/>
+        </w:rPr>
+        <w:t>使徒行傳13:34</w:t>
+      </w:r>
+    </w:p>
+    <w:p>
+      <w:pPr>
+        <w:pStyle w:val="ListBullet"/>
+        <w:spacing w:line="240" w:lineRule="auto"/>
+        <w:ind w:left="720"/>
+      </w:pPr>
+      <w:r>
+        <w:rPr>
+          <w:lang w:val="zh_TW" w:bidi="zh_TW"/>
+        </w:rPr>
+      </w:r>
+      <w:r>
+        <w:rPr>
+          <w:lang w:val="zh_TW" w:bidi="zh_TW"/>
+        </w:rPr>
+        <w:t>以弗所書1:3</w:t>
+      </w:r>
+    </w:p>
+    <w:p>
+      <w:pPr>
+        <w:pStyle w:val="ListBullet"/>
+        <w:spacing w:line="240" w:lineRule="auto"/>
+        <w:ind w:left="720"/>
+      </w:pPr>
+      <w:r>
+        <w:rPr>
+          <w:lang w:val="zh_TW" w:bidi="zh_TW"/>
+        </w:rPr>
+      </w:r>
+      <w:r>
+        <w:rPr>
+          <w:lang w:val="zh_TW" w:bidi="zh_TW"/>
+        </w:rPr>
+        <w:t>創世記14:20</w:t>
+      </w:r>
+    </w:p>
+    <w:p>
+      <w:pPr>
+        <w:pStyle w:val="ListBullet"/>
+        <w:spacing w:line="240" w:lineRule="auto"/>
+        <w:ind w:left="720"/>
+      </w:pPr>
+      <w:r>
+        <w:rPr>
+          <w:lang w:val="zh_TW" w:bidi="zh_TW"/>
+        </w:rPr>
+      </w:r>
+      <w:r>
+        <w:rPr>
+          <w:lang w:val="zh_TW" w:bidi="zh_TW"/>
+        </w:rPr>
+        <w:t>以賽亞書44:3</w:t>
+      </w:r>
+    </w:p>
+    <w:p>
+      <w:pPr>
+        <w:pStyle w:val="ListBullet"/>
+        <w:spacing w:line="240" w:lineRule="auto"/>
+        <w:ind w:left="720"/>
+      </w:pPr>
+      <w:r>
+        <w:rPr>
+          <w:lang w:val="zh_TW" w:bidi="zh_TW"/>
+        </w:rPr>
+      </w:r>
+      <w:r>
+        <w:rPr>
+          <w:lang w:val="zh_TW" w:bidi="zh_TW"/>
+        </w:rPr>
+        <w:t>雅各書1:25</w:t>
+      </w:r>
+    </w:p>
+    <w:p>
+      <w:pPr>
+        <w:pStyle w:val="ListBullet"/>
+        <w:spacing w:line="240" w:lineRule="auto"/>
+        <w:ind w:left="720"/>
+      </w:pPr>
+      <w:r>
+        <w:rPr>
+          <w:lang w:val="zh_TW" w:bidi="zh_TW"/>
+        </w:rPr>
+      </w:r>
+      <w:r>
+        <w:rPr>
+          <w:lang w:val="zh_TW" w:bidi="zh_TW"/>
+        </w:rPr>
+        <w:t>路加福音6:20</w:t>
+      </w:r>
+    </w:p>
+    <w:p>
+      <w:pPr>
+        <w:pStyle w:val="ListBullet"/>
+        <w:spacing w:line="240" w:lineRule="auto"/>
+        <w:ind w:left="720"/>
+      </w:pPr>
+      <w:r>
+        <w:rPr>
+          <w:lang w:val="zh_TW" w:bidi="zh_TW"/>
+        </w:rPr>
+      </w:r>
+      <w:r>
+        <w:rPr>
+          <w:lang w:val="zh_TW" w:bidi="zh_TW"/>
+        </w:rPr>
+        <w:t>馬太福音26:26</w:t>
+      </w:r>
+    </w:p>
+    <w:p>
+      <w:pPr>
+        <w:pStyle w:val="ListBullet"/>
+        <w:spacing w:line="240" w:lineRule="auto"/>
+        <w:ind w:left="720"/>
+      </w:pPr>
+      <w:r>
+        <w:rPr>
+          <w:lang w:val="zh_TW" w:bidi="zh_TW"/>
+        </w:rPr>
+      </w:r>
+      <w:r>
+        <w:rPr>
+          <w:lang w:val="zh_TW" w:bidi="zh_TW"/>
+        </w:rPr>
+        <w:t>尼希米記9:5</w:t>
+      </w:r>
+    </w:p>
+    <w:p>
+      <w:pPr>
+        <w:pStyle w:val="ListBullet"/>
+        <w:spacing w:line="240" w:lineRule="auto"/>
+        <w:ind w:left="720"/>
+      </w:pPr>
+      <w:r>
+        <w:rPr>
+          <w:lang w:val="zh_TW" w:bidi="zh_TW"/>
+        </w:rPr>
+      </w:r>
+      <w:r>
+        <w:rPr>
+          <w:lang w:val="zh_TW" w:bidi="zh_TW"/>
+        </w:rPr>
+        <w:t>羅馬書4:9</w:t>
+      </w:r>
     </w:p>
     <w:p>
       <w:pPr>

--- a/zht/docx/234.content.docx
+++ b/zht/docx/234.content.docx
@@ -1767,19 +1767,7 @@
         <w:rPr>
           <w:lang w:val="zh_TW" w:bidi="zh_TW"/>
         </w:rPr>
-        <w:t>（另見：</w:t>
-      </w:r>
-      <w:r>
-        <w:rPr>
-          <w:lang w:val="zh_TW" w:bidi="zh_TW"/>
-        </w:rPr>
-        <w:t>日子</w:t>
-      </w:r>
-      <w:r>
-        <w:rPr>
-          <w:lang w:val="zh_TW" w:bidi="zh_TW"/>
-        </w:rPr>
-        <w:t>，</w:t>
+        <w:t>（另見：日子，</w:t>
       </w:r>
       <w:r>
         <w:rPr>
